--- a/kits/cra-readiness/samples/mossbyte-sprout-s1/deliverables/support-period-statement.docx
+++ b/kits/cra-readiness/samples/mossbyte-sprout-s1/deliverables/support-period-statement.docx
@@ -1306,7 +1306,7 @@
       <w:outlineLvl w:val="0"/>
     </w:pPr>
     <w:rPr>
-      <w:rFonts w:asciiTheme="majorHAnsi" w:eastAsiaTheme="majorEastAsia" w:hAnsiTheme="majorHAnsi" w:cstheme="majorBidi" w:ascii="Arial" w:hAnsi="Arial" w:eastAsia="Arial"/>
+      <w:rFonts w:ascii="Arial" w:hAnsi="Arial" w:eastAsia="Arial"/>
       <w:b/>
       <w:bCs/>
       <w:color w:val="1F3864"/>
@@ -1330,7 +1330,7 @@
       <w:outlineLvl w:val="1"/>
     </w:pPr>
     <w:rPr>
-      <w:rFonts w:asciiTheme="majorHAnsi" w:eastAsiaTheme="majorEastAsia" w:hAnsiTheme="majorHAnsi" w:cstheme="majorBidi" w:ascii="Arial" w:hAnsi="Arial" w:eastAsia="Arial"/>
+      <w:rFonts w:ascii="Arial" w:hAnsi="Arial" w:eastAsia="Arial"/>
       <w:b/>
       <w:bCs/>
       <w:color w:val="1F3864"/>
@@ -1354,7 +1354,7 @@
       <w:outlineLvl w:val="2"/>
     </w:pPr>
     <w:rPr>
-      <w:rFonts w:asciiTheme="majorHAnsi" w:eastAsiaTheme="majorEastAsia" w:hAnsiTheme="majorHAnsi" w:cstheme="majorBidi" w:ascii="Arial" w:hAnsi="Arial" w:eastAsia="Arial"/>
+      <w:rFonts w:ascii="Arial" w:hAnsi="Arial" w:eastAsia="Arial"/>
       <w:b/>
       <w:bCs/>
       <w:color w:val="1F3864"/>
@@ -1378,7 +1378,7 @@
       <w:outlineLvl w:val="3"/>
     </w:pPr>
     <w:rPr>
-      <w:rFonts w:asciiTheme="majorHAnsi" w:eastAsiaTheme="majorEastAsia" w:hAnsiTheme="majorHAnsi" w:cstheme="majorBidi" w:ascii="Arial" w:hAnsi="Arial" w:eastAsia="Arial"/>
+      <w:rFonts w:ascii="Arial" w:hAnsi="Arial" w:eastAsia="Arial"/>
       <w:b/>
       <w:bCs/>
       <w:i/>
@@ -1597,7 +1597,7 @@
       <w:contextualSpacing/>
     </w:pPr>
     <w:rPr>
-      <w:rFonts w:asciiTheme="majorHAnsi" w:eastAsiaTheme="majorEastAsia" w:hAnsiTheme="majorHAnsi" w:cstheme="majorBidi" w:ascii="Arial" w:hAnsi="Arial" w:eastAsia="Arial"/>
+      <w:rFonts w:ascii="Arial" w:hAnsi="Arial" w:eastAsia="Arial"/>
       <w:b/>
       <w:color w:val="1F3864"/>
       <w:spacing w:val="5"/>
